--- a/STUFF/Forum Athleticum.docx
+++ b/STUFF/Forum Athleticum.docx
@@ -1,199 +1,888 @@
 
 <file path=word/document.xml><?xml version="1.0" encoding="utf-8"?>
 <w:document xmlns:mc="http://schemas.openxmlformats.org/markup-compatibility/2006" xmlns:o="urn:schemas-microsoft-com:office:office" xmlns:r="http://schemas.openxmlformats.org/officeDocument/2006/relationships" xmlns:m="http://schemas.openxmlformats.org/officeDocument/2006/math" xmlns:v="urn:schemas-microsoft-com:vml" xmlns:wp="http://schemas.openxmlformats.org/drawingml/2006/wordprocessingDrawing" xmlns:w10="urn:schemas-microsoft-com:office:word" xmlns:w="http://schemas.openxmlformats.org/wordprocessingml/2006/main" xmlns:wne="http://schemas.microsoft.com/office/word/2006/wordml" xmlns:sl="http://schemas.openxmlformats.org/schemaLibrary/2006/main" xmlns:a="http://schemas.openxmlformats.org/drawingml/2006/main" xmlns:pic="http://schemas.openxmlformats.org/drawingml/2006/picture" xmlns:c="http://schemas.openxmlformats.org/drawingml/2006/chart" xmlns:lc="http://schemas.openxmlformats.org/drawingml/2006/lockedCanvas" xmlns:dgm="http://schemas.openxmlformats.org/drawingml/2006/diagram" xmlns:wps="http://schemas.microsoft.com/office/word/2010/wordprocessingShape" xmlns:wpg="http://schemas.microsoft.com/office/word/2010/wordprocessingGroup" xmlns:w14="http://schemas.microsoft.com/office/word/2010/wordml" xmlns:w15="http://schemas.microsoft.com/office/word/2012/wordml" xmlns:w16="http://schemas.microsoft.com/office/word/2018/wordml" xmlns:w16cex="http://schemas.microsoft.com/office/word/2018/wordml/cex" xmlns:w16cid="http://schemas.microsoft.com/office/word/2016/wordml/cid" xmlns="http://schemas.microsoft.com/office/tasks/2019/documenttasks" xmlns:cr="http://schemas.microsoft.com/office/comments/2020/reactions">
+  <w:background w:color="FFFFFF"/>
   <w:body>
     <w:p>
       <w:pPr>
-        <w:pStyle w:val="Heading1"/>
+        <w:spacing w:after="240" w:before="240" w:lineRule="auto"/>
+        <w:rPr>
+          <w:b w:val="1"/>
+          <w:bCs w:val="1"/>
+        </w:rPr>
+      </w:pPr>
+      <w:r>
+        <w:rPr>
+          <w:b w:val="1"/>
+          <w:bCs w:val="1"/>
+          <w:rtl w:val="0"/>
+        </w:rPr>
+        <w:t xml:space="preserve">AGENDA</w:t>
+      </w:r>
+    </w:p>
+    <w:p>
+      <w:pPr>
+        <w:spacing w:after="240" w:before="240" w:lineRule="auto"/>
+        <w:rPr>
+          <w:b w:val="1"/>
+          <w:bCs w:val="1"/>
+        </w:rPr>
+      </w:pPr>
+      <w:r>
+        <w:rPr>
+          <w:rtl w:val="0"/>
+        </w:rPr>
+        <w:t xml:space="preserve">Revolutionizing Grassroots Athletics Under the SPARC Initiative </w:t>
+      </w:r>
+      <w:r>
+        <w:rPr>
+          <w:rtl w:val="0"/>
+        </w:rPr>
+      </w:r>
+    </w:p>
+    <w:p>
+      <w:pPr>
+        <w:spacing w:after="240" w:before="240" w:lineRule="auto"/>
+        <w:rPr>
+          <w:rFonts w:ascii="Times New Roman" w:cs="Times New Roman" w:eastAsia="Times New Roman" w:hAnsi="Times New Roman"/>
+          <w:b w:val="1"/>
+          <w:bCs w:val="1"/>
+        </w:rPr>
+      </w:pPr>
+      <w:r>
+        <w:rPr>
+          <w:rFonts w:ascii="Times New Roman" w:cs="Times New Roman" w:eastAsia="Times New Roman" w:hAnsi="Times New Roman"/>
+          <w:b w:val="1"/>
+          <w:bCs w:val="1"/>
+          <w:rtl w:val="0"/>
+        </w:rPr>
+        <w:t xml:space="preserve">ABOUT THE COMMITTEE</w:t>
+      </w:r>
+    </w:p>
+    <w:p>
+      <w:pPr>
+        <w:spacing w:after="240" w:before="240" w:lineRule="auto"/>
+        <w:rPr>
+          <w:rFonts w:ascii="Times New Roman" w:cs="Times New Roman" w:eastAsia="Times New Roman" w:hAnsi="Times New Roman"/>
+        </w:rPr>
+      </w:pPr>
+      <w:r>
+        <w:rPr>
+          <w:rFonts w:ascii="Times New Roman" w:cs="Times New Roman" w:eastAsia="Times New Roman" w:hAnsi="Times New Roman"/>
+          <w:rtl w:val="0"/>
+        </w:rPr>
+        <w:t xml:space="preserve">The </w:t>
+      </w:r>
+      <w:r>
+        <w:rPr>
+          <w:b w:val="1"/>
+          <w:bCs w:val="1"/>
+          <w:rtl w:val="0"/>
+        </w:rPr>
+        <w:t xml:space="preserve">Sports Policy and Athletic Reform Commission (SPARC)</w:t>
+      </w:r>
+      <w:r>
+        <w:rPr>
+          <w:rFonts w:ascii="Times New Roman" w:cs="Times New Roman" w:eastAsia="Times New Roman" w:hAnsi="Times New Roman"/>
+          <w:rtl w:val="0"/>
+        </w:rPr>
+        <w:t xml:space="preserve"> has been established as the supreme governing body for grassroots sports in the country. Built to dismantle bureaucracy and regional bias, this player-and-board alliance brings together senior executives, national selectors, legendary veterans, and state delegates to revolutionize talent discovery and academy infrastructure across India.</w:t>
+      </w:r>
+    </w:p>
+    <w:p>
+      <w:pPr>
+        <w:spacing w:after="240" w:before="240" w:lineRule="auto"/>
+        <w:rPr>
+          <w:rFonts w:ascii="Times New Roman" w:cs="Times New Roman" w:eastAsia="Times New Roman" w:hAnsi="Times New Roman"/>
+          <w:b w:val="1"/>
+          <w:bCs w:val="1"/>
+        </w:rPr>
+      </w:pPr>
+      <w:r>
+        <w:rPr>
+          <w:rFonts w:ascii="Times New Roman" w:cs="Times New Roman" w:eastAsia="Times New Roman" w:hAnsi="Times New Roman"/>
+          <w:b w:val="1"/>
+          <w:bCs w:val="1"/>
+          <w:rtl w:val="0"/>
+        </w:rPr>
+        <w:t xml:space="preserve">VISION</w:t>
+      </w:r>
+    </w:p>
+    <w:p>
+      <w:pPr>
+        <w:spacing w:after="240" w:before="240" w:lineRule="auto"/>
+        <w:rPr>
+          <w:rFonts w:ascii="Times New Roman" w:cs="Times New Roman" w:eastAsia="Times New Roman" w:hAnsi="Times New Roman"/>
+        </w:rPr>
+      </w:pPr>
+      <w:r>
+        <w:rPr>
+          <w:rFonts w:ascii="Times New Roman" w:cs="Times New Roman" w:eastAsia="Times New Roman" w:hAnsi="Times New Roman"/>
+          <w:rtl w:val="0"/>
+        </w:rPr>
+        <w:t xml:space="preserve">A future-ready Indian Athlete ecosystem, where talent from every district has access to world-class coaching, modern pitches, and transparent selection pathways such that it may lead to Olympic Victory.</w:t>
+      </w:r>
+    </w:p>
+    <w:p>
+      <w:pPr>
+        <w:spacing w:after="240" w:before="240" w:lineRule="auto"/>
+        <w:rPr>
+          <w:rFonts w:ascii="Times New Roman" w:cs="Times New Roman" w:eastAsia="Times New Roman" w:hAnsi="Times New Roman"/>
+          <w:b w:val="1"/>
+          <w:bCs w:val="1"/>
+        </w:rPr>
+      </w:pPr>
+      <w:r>
+        <w:rPr>
+          <w:rFonts w:ascii="Times New Roman" w:cs="Times New Roman" w:eastAsia="Times New Roman" w:hAnsi="Times New Roman"/>
+          <w:b w:val="1"/>
+          <w:bCs w:val="1"/>
+          <w:rtl w:val="0"/>
+        </w:rPr>
+        <w:t xml:space="preserve">FIVE DEFINING QUESTIONS</w:t>
+      </w:r>
+    </w:p>
+    <w:p>
+      <w:pPr>
+        <w:spacing w:after="240" w:before="240" w:lineRule="auto"/>
+        <w:rPr>
+          <w:rFonts w:ascii="Times New Roman" w:cs="Times New Roman" w:eastAsia="Times New Roman" w:hAnsi="Times New Roman"/>
+        </w:rPr>
+      </w:pPr>
+      <w:r>
+        <w:rPr>
+          <w:rFonts w:ascii="Times New Roman" w:cs="Times New Roman" w:eastAsia="Times New Roman" w:hAnsi="Times New Roman"/>
+          <w:rtl w:val="0"/>
+        </w:rPr>
+        <w:t xml:space="preserve">Across focused sessions, the forum will answer:</w:t>
+      </w:r>
+    </w:p>
+    <w:p>
+      <w:pPr>
+        <w:numPr>
+          <w:ilvl w:val="0"/>
+          <w:numId w:val="3"/>
+        </w:numPr>
+        <w:spacing w:after="0" w:afterAutospacing="0" w:before="240" w:lineRule="auto"/>
+        <w:ind w:left="720" w:hanging="360"/>
+      </w:pPr>
+      <w:r>
+        <w:rPr>
+          <w:rFonts w:ascii="Times New Roman" w:cs="Times New Roman" w:eastAsia="Times New Roman" w:hAnsi="Times New Roman"/>
+          <w:b w:val="1"/>
+          <w:bCs w:val="1"/>
+          <w:rtl w:val="0"/>
+        </w:rPr>
+        <w:t xml:space="preserve">Eradicating Corruption &amp; Nepotism:</w:t>
+      </w:r>
+      <w:r>
+        <w:rPr>
+          <w:rFonts w:ascii="Times New Roman" w:cs="Times New Roman" w:eastAsia="Times New Roman" w:hAnsi="Times New Roman"/>
+          <w:rtl w:val="0"/>
+        </w:rPr>
+        <w:t xml:space="preserve"> How will SPARC help state associations, eliminate age fraud and trial bias, and enforce transparent selection processes?</w:t>
+      </w:r>
+    </w:p>
+    <w:p>
+      <w:pPr>
+        <w:numPr>
+          <w:ilvl w:val="0"/>
+          <w:numId w:val="3"/>
+        </w:numPr>
+        <w:spacing w:after="0" w:afterAutospacing="0" w:before="0" w:beforeAutospacing="0" w:lineRule="auto"/>
+        <w:ind w:left="720" w:hanging="360"/>
+      </w:pPr>
+      <w:r>
+        <w:rPr>
+          <w:rFonts w:ascii="Times New Roman" w:cs="Times New Roman" w:eastAsia="Times New Roman" w:hAnsi="Times New Roman"/>
+          <w:b w:val="1"/>
+          <w:bCs w:val="1"/>
+          <w:rtl w:val="0"/>
+        </w:rPr>
+        <w:t xml:space="preserve">Bridging the Rural-Urban Divide:</w:t>
+      </w:r>
+      <w:r>
+        <w:rPr>
+          <w:rFonts w:ascii="Times New Roman" w:cs="Times New Roman" w:eastAsia="Times New Roman" w:hAnsi="Times New Roman"/>
+          <w:rtl w:val="0"/>
+        </w:rPr>
+        <w:t xml:space="preserve"> What infrastructure frameworks, and scouting networks will SPARC deploy to ensure talented youngsters in Tier-2, Tier-3, and rural districts get equal opportunities as city athletes?</w:t>
+      </w:r>
+    </w:p>
+    <w:p>
+      <w:pPr>
+        <w:numPr>
+          <w:ilvl w:val="0"/>
+          <w:numId w:val="3"/>
+        </w:numPr>
+        <w:spacing w:after="0" w:afterAutospacing="0" w:before="0" w:beforeAutospacing="0" w:lineRule="auto"/>
+        <w:ind w:left="720" w:hanging="360"/>
+      </w:pPr>
+      <w:r>
+        <w:rPr>
+          <w:rFonts w:ascii="Times New Roman" w:cs="Times New Roman" w:eastAsia="Times New Roman" w:hAnsi="Times New Roman"/>
+          <w:b w:val="1"/>
+          <w:bCs w:val="1"/>
+          <w:rtl w:val="0"/>
+        </w:rPr>
+        <w:t xml:space="preserve">Support for Budding Athletes:</w:t>
+      </w:r>
+      <w:r>
+        <w:rPr>
+          <w:rFonts w:ascii="Times New Roman" w:cs="Times New Roman" w:eastAsia="Times New Roman" w:hAnsi="Times New Roman"/>
+          <w:rtl w:val="0"/>
+        </w:rPr>
+        <w:t xml:space="preserve"> What comprehensive structures and education safeguards will SPARC mandate to protect young talent?</w:t>
+      </w:r>
+    </w:p>
+    <w:p>
+      <w:pPr>
+        <w:numPr>
+          <w:ilvl w:val="0"/>
+          <w:numId w:val="3"/>
+        </w:numPr>
+        <w:spacing w:after="0" w:afterAutospacing="0" w:before="0" w:beforeAutospacing="0" w:lineRule="auto"/>
+        <w:ind w:left="720" w:hanging="360"/>
+        <w:rPr>
+          <w:rFonts w:ascii="Times New Roman" w:cs="Times New Roman" w:eastAsia="Times New Roman" w:hAnsi="Times New Roman"/>
+        </w:rPr>
+      </w:pPr>
+      <w:r>
+        <w:rPr>
+          <w:rFonts w:ascii="Times New Roman" w:cs="Times New Roman" w:eastAsia="Times New Roman" w:hAnsi="Times New Roman"/>
+          <w:b w:val="1"/>
+          <w:bCs w:val="1"/>
+          <w:rtl w:val="0"/>
+        </w:rPr>
+        <w:t xml:space="preserve">Equal Opportunities for Women Sport:</w:t>
+      </w:r>
+      <w:r>
+        <w:rPr>
+          <w:rFonts w:ascii="Times New Roman" w:cs="Times New Roman" w:eastAsia="Times New Roman" w:hAnsi="Times New Roman"/>
+          <w:rtl w:val="0"/>
+        </w:rPr>
+        <w:t xml:space="preserve"> How will SPARC establish dedicated district-level girls' academies, mandate equal match-play exposure, and guarantee equal access to elite coaching and facilities nationwide? </w:t>
+      </w:r>
+    </w:p>
+    <w:p>
+      <w:pPr>
+        <w:numPr>
+          <w:ilvl w:val="0"/>
+          <w:numId w:val="3"/>
+        </w:numPr>
+        <w:spacing w:after="240" w:before="0" w:beforeAutospacing="0" w:lineRule="auto"/>
+        <w:ind w:left="720" w:hanging="360"/>
+        <w:rPr>
+          <w:rFonts w:ascii="Times New Roman" w:cs="Times New Roman" w:eastAsia="Times New Roman" w:hAnsi="Times New Roman"/>
+          <w:u w:val="none"/>
+        </w:rPr>
+      </w:pPr>
+      <w:r>
+        <w:rPr>
+          <w:rFonts w:ascii="Times New Roman" w:cs="Times New Roman" w:eastAsia="Times New Roman" w:hAnsi="Times New Roman"/>
+          <w:b w:val="1"/>
+          <w:bCs w:val="1"/>
+          <w:rtl w:val="0"/>
+        </w:rPr>
+        <w:t xml:space="preserve">Importance of School Infrastructure:</w:t>
+      </w:r>
+      <w:r>
+        <w:rPr>
+          <w:rFonts w:ascii="Times New Roman" w:cs="Times New Roman" w:eastAsia="Times New Roman" w:hAnsi="Times New Roman"/>
+          <w:rtl w:val="0"/>
+        </w:rPr>
+        <w:t xml:space="preserve"> How can SPARC restructure and modernize inter-school tournament boards, create standardized national talent pipelines, and ensure top performers in school-level competitions get direct scouting pathways to national academies and elite training? </w:t>
+      </w:r>
+    </w:p>
+    <w:p>
+      <w:pPr>
+        <w:spacing w:after="240" w:before="240" w:lineRule="auto"/>
+        <w:ind w:left="0" w:firstLine="0"/>
+        <w:rPr>
+          <w:rFonts w:ascii="Times New Roman" w:cs="Times New Roman" w:eastAsia="Times New Roman" w:hAnsi="Times New Roman"/>
+        </w:rPr>
+      </w:pPr>
+      <w:r>
+        <w:rPr>
+          <w:rtl w:val="0"/>
+        </w:rPr>
+      </w:r>
+    </w:p>
+    <w:p>
+      <w:pPr>
+        <w:spacing w:after="240" w:before="240" w:lineRule="auto"/>
+        <w:rPr>
+          <w:rFonts w:ascii="Times New Roman" w:cs="Times New Roman" w:eastAsia="Times New Roman" w:hAnsi="Times New Roman"/>
+          <w:b w:val="1"/>
+          <w:bCs w:val="1"/>
+        </w:rPr>
+      </w:pPr>
+      <w:r>
+        <w:rPr>
+          <w:rFonts w:ascii="Times New Roman" w:cs="Times New Roman" w:eastAsia="Times New Roman" w:hAnsi="Times New Roman"/>
+          <w:b w:val="1"/>
+          <w:bCs w:val="1"/>
+          <w:rtl w:val="0"/>
+        </w:rPr>
+        <w:t xml:space="preserve">STAKEHOLDERS IN THE ROOM:</w:t>
+      </w:r>
+    </w:p>
+    <w:p>
+      <w:pPr>
+        <w:pStyle w:val="Heading3"/>
         <w:keepNext w:val="0"/>
         <w:keepLines w:val="0"/>
-        <w:pBdr>
-          <w:top w:color="auto" w:space="0" w:sz="0" w:val="none"/>
-          <w:bottom w:color="auto" w:space="0" w:sz="0" w:val="none"/>
-          <w:right w:color="auto" w:space="0" w:sz="0" w:val="none"/>
-          <w:between w:color="auto" w:space="0" w:sz="0" w:val="none"/>
-        </w:pBdr>
-        <w:spacing w:before="480" w:lineRule="auto"/>
-        <w:ind w:left="0" w:firstLine="0"/>
-        <w:jc w:val="left"/>
-        <w:rPr>
-          <w:b w:val="1"/>
-          <w:bCs w:val="1"/>
-          <w:color w:val="1f1f1f"/>
-          <w:sz w:val="46"/>
-          <w:szCs w:val="46"/>
-        </w:rPr>
-      </w:pPr>
-      <w:bookmarkStart w:colFirst="0" w:colLast="0" w:name="_p70tnkpbr14i" w:id="0"/>
+        <w:spacing w:before="280" w:lineRule="auto"/>
+        <w:rPr>
+          <w:rFonts w:ascii="Times New Roman" w:cs="Times New Roman" w:eastAsia="Times New Roman" w:hAnsi="Times New Roman"/>
+          <w:b w:val="1"/>
+          <w:bCs w:val="1"/>
+          <w:color w:val="000000"/>
+          <w:sz w:val="26"/>
+          <w:szCs w:val="26"/>
+        </w:rPr>
+      </w:pPr>
+      <w:bookmarkStart w:colFirst="0" w:colLast="0" w:name="_16stlmkyv5xe" w:id="0"/>
       <w:bookmarkEnd w:id="0"/>
       <w:r>
         <w:rPr>
-          <w:b w:val="1"/>
-          <w:bCs w:val="1"/>
-          <w:color w:val="1f1f1f"/>
-          <w:sz w:val="46"/>
-          <w:szCs w:val="46"/>
-          <w:rtl w:val="0"/>
-        </w:rPr>
-        <w:t xml:space="preserve">                  FORUM ATHLETICUM: </w:t>
-      </w:r>
-    </w:p>
-    <w:p>
-      <w:pPr>
-        <w:pBdr>
-          <w:top w:color="auto" w:space="0" w:sz="0" w:val="none"/>
-          <w:bottom w:color="auto" w:space="0" w:sz="0" w:val="none"/>
-          <w:right w:color="auto" w:space="0" w:sz="0" w:val="none"/>
-          <w:between w:color="auto" w:space="0" w:sz="0" w:val="none"/>
-        </w:pBdr>
-        <w:spacing w:after="240" w:before="240" w:lineRule="auto"/>
-        <w:rPr>
-          <w:b w:val="1"/>
-          <w:bCs w:val="1"/>
-          <w:color w:val="1f1f1f"/>
-        </w:rPr>
-      </w:pPr>
-      <w:r>
-        <w:rPr>
-          <w:b w:val="1"/>
-          <w:bCs w:val="1"/>
-          <w:color w:val="1f1f1f"/>
-          <w:rtl w:val="0"/>
-        </w:rPr>
-        <w:t xml:space="preserve">Mandating Sports under NEP: Standardizing Infrastructure, Safety, and Curriculum.</w:t>
-      </w:r>
-    </w:p>
-    <w:p>
-      <w:pPr>
-        <w:pBdr>
-          <w:top w:color="auto" w:space="0" w:sz="0" w:val="none"/>
-          <w:bottom w:color="auto" w:space="0" w:sz="0" w:val="none"/>
-          <w:right w:color="auto" w:space="0" w:sz="0" w:val="none"/>
-          <w:between w:color="auto" w:space="0" w:sz="0" w:val="none"/>
-        </w:pBdr>
-        <w:spacing w:after="240" w:before="240" w:lineRule="auto"/>
-        <w:rPr>
+          <w:rFonts w:ascii="Times New Roman" w:cs="Times New Roman" w:eastAsia="Times New Roman" w:hAnsi="Times New Roman"/>
+          <w:b w:val="1"/>
+          <w:bCs w:val="1"/>
+          <w:color w:val="000000"/>
+          <w:sz w:val="26"/>
+          <w:szCs w:val="26"/>
+          <w:rtl w:val="0"/>
+        </w:rPr>
+        <w:t xml:space="preserve">1. Apex Bureau (4 Delegates)</w:t>
+      </w:r>
+    </w:p>
+    <w:p>
+      <w:pPr>
+        <w:numPr>
+          <w:ilvl w:val="0"/>
+          <w:numId w:val="6"/>
+        </w:numPr>
+        <w:spacing w:after="0" w:afterAutospacing="0" w:before="240" w:lineRule="auto"/>
+        <w:ind w:left="720" w:hanging="360"/>
+        <w:rPr>
+          <w:rFonts w:ascii="Times New Roman" w:cs="Times New Roman" w:eastAsia="Times New Roman" w:hAnsi="Times New Roman"/>
+        </w:rPr>
+      </w:pPr>
+      <w:r>
+        <w:rPr>
+          <w:rFonts w:ascii="Times New Roman" w:cs="Times New Roman" w:eastAsia="Times New Roman" w:hAnsi="Times New Roman"/>
+          <w:rtl w:val="0"/>
+        </w:rPr>
+        <w:t xml:space="preserve">President, SPARC </w:t>
+      </w:r>
+      <w:r>
+        <w:rPr>
+          <w:rFonts w:ascii="Times New Roman" w:cs="Times New Roman" w:eastAsia="Times New Roman" w:hAnsi="Times New Roman"/>
           <w:i w:val="1"/>
           <w:iCs w:val="1"/>
-          <w:color w:val="1f1f1f"/>
-        </w:rPr>
-      </w:pPr>
-      <w:r>
-        <w:rPr>
+          <w:rtl w:val="0"/>
+        </w:rPr>
+        <w:t xml:space="preserve">(Supreme Authority)</w:t>
+      </w:r>
+    </w:p>
+    <w:p>
+      <w:pPr>
+        <w:numPr>
+          <w:ilvl w:val="0"/>
+          <w:numId w:val="6"/>
+        </w:numPr>
+        <w:spacing w:after="0" w:afterAutospacing="0" w:before="0" w:beforeAutospacing="0" w:lineRule="auto"/>
+        <w:ind w:left="720" w:hanging="360"/>
+        <w:rPr>
+          <w:rFonts w:ascii="Times New Roman" w:cs="Times New Roman" w:eastAsia="Times New Roman" w:hAnsi="Times New Roman"/>
+        </w:rPr>
+      </w:pPr>
+      <w:r>
+        <w:rPr>
+          <w:rFonts w:ascii="Times New Roman" w:cs="Times New Roman" w:eastAsia="Times New Roman" w:hAnsi="Times New Roman"/>
+          <w:rtl w:val="0"/>
+        </w:rPr>
+        <w:t xml:space="preserve">Vice-President  </w:t>
+      </w:r>
+    </w:p>
+    <w:p>
+      <w:pPr>
+        <w:numPr>
+          <w:ilvl w:val="0"/>
+          <w:numId w:val="6"/>
+        </w:numPr>
+        <w:spacing w:after="0" w:afterAutospacing="0" w:before="0" w:beforeAutospacing="0" w:lineRule="auto"/>
+        <w:ind w:left="720" w:hanging="360"/>
+        <w:rPr>
+          <w:rFonts w:ascii="Times New Roman" w:cs="Times New Roman" w:eastAsia="Times New Roman" w:hAnsi="Times New Roman"/>
+        </w:rPr>
+      </w:pPr>
+      <w:r>
+        <w:rPr>
+          <w:rFonts w:ascii="Times New Roman" w:cs="Times New Roman" w:eastAsia="Times New Roman" w:hAnsi="Times New Roman"/>
+          <w:rtl w:val="0"/>
+        </w:rPr>
+        <w:t xml:space="preserve">Director I </w:t>
+      </w:r>
+      <w:r>
+        <w:rPr>
+          <w:rFonts w:ascii="Times New Roman" w:cs="Times New Roman" w:eastAsia="Times New Roman" w:hAnsi="Times New Roman"/>
           <w:i w:val="1"/>
           <w:iCs w:val="1"/>
-          <w:color w:val="1f1f1f"/>
-          <w:rtl w:val="0"/>
-        </w:rPr>
-        <w:t xml:space="preserve">Agenda: Mandating Sports under the National Education Policy (NEP): Standardizing Infrastructure, Safety, and Curriculum</w:t>
-      </w:r>
-    </w:p>
-    <w:p>
-      <w:pPr>
-        <w:pBdr>
-          <w:top w:color="auto" w:space="0" w:sz="0" w:val="none"/>
-          <w:bottom w:color="auto" w:space="0" w:sz="0" w:val="none"/>
-          <w:right w:color="auto" w:space="0" w:sz="0" w:val="none"/>
-          <w:between w:color="auto" w:space="0" w:sz="0" w:val="none"/>
-        </w:pBdr>
-        <w:spacing w:after="240" w:before="240" w:lineRule="auto"/>
-        <w:rPr>
-          <w:b w:val="1"/>
-          <w:bCs w:val="1"/>
-          <w:color w:val="1f1f1f"/>
-        </w:rPr>
-      </w:pPr>
-      <w:r>
-        <w:rPr>
-          <w:b w:val="1"/>
-          <w:bCs w:val="1"/>
-          <w:color w:val="1f1f1f"/>
-          <w:rtl w:val="0"/>
-        </w:rPr>
-        <w:t xml:space="preserve">Vision</w:t>
-      </w:r>
-    </w:p>
-    <w:p>
-      <w:pPr>
-        <w:pBdr>
-          <w:top w:color="auto" w:space="0" w:sz="0" w:val="none"/>
-          <w:bottom w:color="auto" w:space="0" w:sz="0" w:val="none"/>
-          <w:right w:color="auto" w:space="0" w:sz="0" w:val="none"/>
-          <w:between w:color="auto" w:space="0" w:sz="0" w:val="none"/>
-        </w:pBdr>
-        <w:spacing w:after="240" w:before="240" w:lineRule="auto"/>
-        <w:rPr>
-          <w:color w:val="1f1f1f"/>
-        </w:rPr>
-      </w:pPr>
-      <w:r>
-        <w:rPr>
-          <w:color w:val="1f1f1f"/>
-          <w:rtl w:val="0"/>
-        </w:rPr>
-        <w:t xml:space="preserve">To shape a </w:t>
-      </w:r>
-      <w:r>
-        <w:rPr>
-          <w:b w:val="1"/>
-          <w:bCs w:val="1"/>
-          <w:color w:val="1f1f1f"/>
-          <w:rtl w:val="0"/>
-        </w:rPr>
-        <w:t xml:space="preserve">future-ready, inclusive, and resilient youth fitness ecosystem</w:t>
-      </w:r>
-      <w:r>
-        <w:rPr>
-          <w:color w:val="1f1f1f"/>
-          <w:rtl w:val="0"/>
-        </w:rPr>
-        <w:t xml:space="preserve"> where every student has access to structured sports education through collaboration between government policymakers, school administrators, physical educators, and industry partners.</w:t>
-      </w:r>
-    </w:p>
-    <w:p>
-      <w:pPr>
-        <w:pBdr>
-          <w:top w:color="auto" w:space="0" w:sz="0" w:val="none"/>
-          <w:bottom w:color="auto" w:space="0" w:sz="0" w:val="none"/>
-          <w:right w:color="auto" w:space="0" w:sz="0" w:val="none"/>
-          <w:between w:color="auto" w:space="0" w:sz="0" w:val="none"/>
-        </w:pBdr>
-        <w:spacing w:after="240" w:before="240" w:lineRule="auto"/>
-        <w:rPr>
-          <w:b w:val="1"/>
-          <w:bCs w:val="1"/>
-          <w:color w:val="1f1f1f"/>
-        </w:rPr>
-      </w:pPr>
-      <w:r>
-        <w:rPr>
-          <w:b w:val="1"/>
-          <w:bCs w:val="1"/>
-          <w:color w:val="1f1f1f"/>
-          <w:rtl w:val="0"/>
-        </w:rPr>
-        <w:t xml:space="preserve">Committee Objective</w:t>
-      </w:r>
-    </w:p>
-    <w:p>
-      <w:pPr>
-        <w:pBdr>
-          <w:top w:color="auto" w:space="0" w:sz="0" w:val="none"/>
-          <w:bottom w:color="auto" w:space="0" w:sz="0" w:val="none"/>
-          <w:right w:color="auto" w:space="0" w:sz="0" w:val="none"/>
-          <w:between w:color="auto" w:space="0" w:sz="0" w:val="none"/>
-        </w:pBdr>
-        <w:spacing w:after="240" w:before="240" w:lineRule="auto"/>
-        <w:rPr>
-          <w:color w:val="1f1f1f"/>
-        </w:rPr>
-      </w:pPr>
-      <w:r>
-        <w:rPr>
-          <w:color w:val="1f1f1f"/>
-          <w:rtl w:val="0"/>
-        </w:rPr>
-        <w:t xml:space="preserve">Over four focused sessions, stakeholders will collectively answer four defining questions:</w:t>
+          <w:rtl w:val="0"/>
+        </w:rPr>
+        <w:t xml:space="preserve">(Head of Men developement)</w:t>
+      </w:r>
+    </w:p>
+    <w:p>
+      <w:pPr>
+        <w:numPr>
+          <w:ilvl w:val="0"/>
+          <w:numId w:val="6"/>
+        </w:numPr>
+        <w:spacing w:after="240" w:before="0" w:beforeAutospacing="0" w:lineRule="auto"/>
+        <w:ind w:left="720" w:hanging="360"/>
+        <w:rPr>
+          <w:rFonts w:ascii="Times New Roman" w:cs="Times New Roman" w:eastAsia="Times New Roman" w:hAnsi="Times New Roman"/>
+        </w:rPr>
+      </w:pPr>
+      <w:r>
+        <w:rPr>
+          <w:rFonts w:ascii="Times New Roman" w:cs="Times New Roman" w:eastAsia="Times New Roman" w:hAnsi="Times New Roman"/>
+          <w:rtl w:val="0"/>
+        </w:rPr>
+        <w:t xml:space="preserve">Director II </w:t>
+      </w:r>
+      <w:r>
+        <w:rPr>
+          <w:rFonts w:ascii="Times New Roman" w:cs="Times New Roman" w:eastAsia="Times New Roman" w:hAnsi="Times New Roman"/>
+          <w:i w:val="1"/>
+          <w:iCs w:val="1"/>
+          <w:rtl w:val="0"/>
+        </w:rPr>
+        <w:t xml:space="preserve">(Head of Women development)</w:t>
+      </w:r>
+    </w:p>
+    <w:p>
+      <w:pPr>
+        <w:pStyle w:val="Heading3"/>
+        <w:keepNext w:val="0"/>
+        <w:keepLines w:val="0"/>
+        <w:spacing w:after="40" w:before="0" w:lineRule="auto"/>
+        <w:rPr>
+          <w:rFonts w:ascii="Times New Roman" w:cs="Times New Roman" w:eastAsia="Times New Roman" w:hAnsi="Times New Roman"/>
+          <w:b w:val="1"/>
+          <w:bCs w:val="1"/>
+          <w:color w:val="000000"/>
+          <w:sz w:val="26"/>
+          <w:szCs w:val="26"/>
+        </w:rPr>
+      </w:pPr>
+      <w:bookmarkStart w:colFirst="0" w:colLast="0" w:name="_4o2j2suqxkhx" w:id="1"/>
+      <w:bookmarkEnd w:id="1"/>
+      <w:r>
+        <w:rPr>
+          <w:rFonts w:ascii="Times New Roman" w:cs="Times New Roman" w:eastAsia="Times New Roman" w:hAnsi="Times New Roman"/>
+          <w:b w:val="1"/>
+          <w:bCs w:val="1"/>
+          <w:color w:val="000000"/>
+          <w:sz w:val="26"/>
+          <w:szCs w:val="26"/>
+          <w:rtl w:val="0"/>
+        </w:rPr>
+        <w:t xml:space="preserve">2. Secretariat (6 Delegates)</w:t>
+      </w:r>
+    </w:p>
+    <w:p>
+      <w:pPr>
+        <w:numPr>
+          <w:ilvl w:val="0"/>
+          <w:numId w:val="4"/>
+        </w:numPr>
+        <w:spacing w:after="0" w:afterAutospacing="0" w:lineRule="auto"/>
+        <w:ind w:left="720" w:hanging="360"/>
+        <w:rPr>
+          <w:rFonts w:ascii="Times New Roman" w:cs="Times New Roman" w:eastAsia="Times New Roman" w:hAnsi="Times New Roman"/>
+        </w:rPr>
+      </w:pPr>
+      <w:r>
+        <w:rPr>
+          <w:rFonts w:ascii="Times New Roman" w:cs="Times New Roman" w:eastAsia="Times New Roman" w:hAnsi="Times New Roman"/>
+          <w:rtl w:val="0"/>
+        </w:rPr>
+        <w:t xml:space="preserve">Honorary Secretary </w:t>
+      </w:r>
+      <w:r>
+        <w:rPr>
+          <w:rFonts w:ascii="Times New Roman" w:cs="Times New Roman" w:eastAsia="Times New Roman" w:hAnsi="Times New Roman"/>
+          <w:i w:val="1"/>
+          <w:iCs w:val="1"/>
+          <w:rtl w:val="0"/>
+        </w:rPr>
+        <w:t xml:space="preserve">(Chief Administrative Officer)</w:t>
+      </w:r>
+    </w:p>
+    <w:p>
+      <w:pPr>
+        <w:numPr>
+          <w:ilvl w:val="0"/>
+          <w:numId w:val="4"/>
+        </w:numPr>
+        <w:spacing w:after="0" w:afterAutospacing="0" w:lineRule="auto"/>
+        <w:ind w:left="720" w:hanging="360"/>
+        <w:rPr>
+          <w:rFonts w:ascii="Times New Roman" w:cs="Times New Roman" w:eastAsia="Times New Roman" w:hAnsi="Times New Roman"/>
+        </w:rPr>
+      </w:pPr>
+      <w:r>
+        <w:rPr>
+          <w:rFonts w:ascii="Times New Roman" w:cs="Times New Roman" w:eastAsia="Times New Roman" w:hAnsi="Times New Roman"/>
+          <w:rtl w:val="0"/>
+        </w:rPr>
+        <w:t xml:space="preserve">Joint Secretary </w:t>
+      </w:r>
+      <w:r>
+        <w:rPr>
+          <w:rFonts w:ascii="Times New Roman" w:cs="Times New Roman" w:eastAsia="Times New Roman" w:hAnsi="Times New Roman"/>
+          <w:i w:val="1"/>
+          <w:iCs w:val="1"/>
+          <w:rtl w:val="0"/>
+        </w:rPr>
+        <w:t xml:space="preserve">(State Coordination)</w:t>
+      </w:r>
+    </w:p>
+    <w:p>
+      <w:pPr>
+        <w:numPr>
+          <w:ilvl w:val="0"/>
+          <w:numId w:val="4"/>
+        </w:numPr>
+        <w:spacing w:after="0" w:afterAutospacing="0" w:lineRule="auto"/>
+        <w:ind w:left="720" w:hanging="360"/>
+        <w:rPr>
+          <w:rFonts w:ascii="Times New Roman" w:cs="Times New Roman" w:eastAsia="Times New Roman" w:hAnsi="Times New Roman"/>
+          <w:i w:val="1"/>
+          <w:iCs w:val="1"/>
+        </w:rPr>
+      </w:pPr>
+      <w:r>
+        <w:rPr>
+          <w:rFonts w:ascii="Times New Roman" w:cs="Times New Roman" w:eastAsia="Times New Roman" w:hAnsi="Times New Roman"/>
+          <w:rtl w:val="0"/>
+        </w:rPr>
+        <w:t xml:space="preserve">Director Of Sports and Games For ICSE Board</w:t>
+      </w:r>
+    </w:p>
+    <w:p>
+      <w:pPr>
+        <w:numPr>
+          <w:ilvl w:val="0"/>
+          <w:numId w:val="4"/>
+        </w:numPr>
+        <w:spacing w:after="0" w:afterAutospacing="0" w:lineRule="auto"/>
+        <w:ind w:left="720" w:hanging="360"/>
+        <w:rPr>
+          <w:rFonts w:ascii="Times New Roman" w:cs="Times New Roman" w:eastAsia="Times New Roman" w:hAnsi="Times New Roman"/>
+        </w:rPr>
+      </w:pPr>
+      <w:r>
+        <w:rPr>
+          <w:rFonts w:ascii="Times New Roman" w:cs="Times New Roman" w:eastAsia="Times New Roman" w:hAnsi="Times New Roman"/>
+          <w:rtl w:val="0"/>
+        </w:rPr>
+        <w:t xml:space="preserve">Director Of Sports and Games For CBSE Board</w:t>
+      </w:r>
+    </w:p>
+    <w:p>
+      <w:pPr>
+        <w:numPr>
+          <w:ilvl w:val="0"/>
+          <w:numId w:val="4"/>
+        </w:numPr>
+        <w:spacing w:after="0" w:afterAutospacing="0" w:lineRule="auto"/>
+        <w:ind w:left="720" w:hanging="360"/>
+        <w:rPr>
+          <w:rFonts w:ascii="Times New Roman" w:cs="Times New Roman" w:eastAsia="Times New Roman" w:hAnsi="Times New Roman"/>
+        </w:rPr>
+      </w:pPr>
+      <w:r>
+        <w:rPr>
+          <w:rFonts w:ascii="Times New Roman" w:cs="Times New Roman" w:eastAsia="Times New Roman" w:hAnsi="Times New Roman"/>
+          <w:rtl w:val="0"/>
+        </w:rPr>
+        <w:t xml:space="preserve">President of Selection Committee</w:t>
+      </w:r>
+      <w:r>
+        <w:rPr>
+          <w:rFonts w:ascii="Times New Roman" w:cs="Times New Roman" w:eastAsia="Times New Roman" w:hAnsi="Times New Roman"/>
+          <w:i w:val="1"/>
+          <w:iCs w:val="1"/>
+          <w:rtl w:val="0"/>
+        </w:rPr>
+        <w:t xml:space="preserve">(U-19 &amp; U-16)</w:t>
+      </w:r>
+      <w:r>
+        <w:rPr>
+          <w:rtl w:val="0"/>
+        </w:rPr>
+      </w:r>
+    </w:p>
+    <w:p>
+      <w:pPr>
+        <w:numPr>
+          <w:ilvl w:val="0"/>
+          <w:numId w:val="4"/>
+        </w:numPr>
+        <w:spacing w:after="240" w:lineRule="auto"/>
+        <w:ind w:left="720" w:hanging="360"/>
+        <w:rPr>
+          <w:rFonts w:ascii="Times New Roman" w:cs="Times New Roman" w:eastAsia="Times New Roman" w:hAnsi="Times New Roman"/>
+        </w:rPr>
+      </w:pPr>
+      <w:r>
+        <w:rPr>
+          <w:rFonts w:ascii="Times New Roman" w:cs="Times New Roman" w:eastAsia="Times New Roman" w:hAnsi="Times New Roman"/>
+          <w:rtl w:val="0"/>
+        </w:rPr>
+        <w:t xml:space="preserve">Director of Selection Committee</w:t>
+      </w:r>
+      <w:r>
+        <w:rPr>
+          <w:rtl w:val="0"/>
+        </w:rPr>
+      </w:r>
+    </w:p>
+    <w:p>
+      <w:pPr>
+        <w:pStyle w:val="Heading3"/>
+        <w:keepNext w:val="0"/>
+        <w:keepLines w:val="0"/>
+        <w:spacing w:after="40" w:before="0" w:lineRule="auto"/>
+        <w:rPr>
+          <w:rFonts w:ascii="Times New Roman" w:cs="Times New Roman" w:eastAsia="Times New Roman" w:hAnsi="Times New Roman"/>
+          <w:b w:val="1"/>
+          <w:bCs w:val="1"/>
+          <w:color w:val="000000"/>
+          <w:sz w:val="26"/>
+          <w:szCs w:val="26"/>
+        </w:rPr>
+      </w:pPr>
+      <w:bookmarkStart w:colFirst="0" w:colLast="0" w:name="_arijqv1h2xko" w:id="2"/>
+      <w:bookmarkEnd w:id="2"/>
+      <w:r>
+        <w:rPr>
+          <w:rFonts w:ascii="Times New Roman" w:cs="Times New Roman" w:eastAsia="Times New Roman" w:hAnsi="Times New Roman"/>
+          <w:b w:val="1"/>
+          <w:bCs w:val="1"/>
+          <w:color w:val="000000"/>
+          <w:sz w:val="26"/>
+          <w:szCs w:val="26"/>
+          <w:rtl w:val="0"/>
+        </w:rPr>
+        <w:t xml:space="preserve">3. Technical Experts (4 Delegates)</w:t>
+      </w:r>
+    </w:p>
+    <w:p>
+      <w:pPr>
+        <w:numPr>
+          <w:ilvl w:val="0"/>
+          <w:numId w:val="5"/>
+        </w:numPr>
+        <w:spacing w:after="0" w:afterAutospacing="0" w:lineRule="auto"/>
+        <w:ind w:left="720" w:hanging="360"/>
+        <w:rPr>
+          <w:rFonts w:ascii="Times New Roman" w:cs="Times New Roman" w:eastAsia="Times New Roman" w:hAnsi="Times New Roman"/>
+        </w:rPr>
+      </w:pPr>
+      <w:r>
+        <w:rPr>
+          <w:rFonts w:ascii="Times New Roman" w:cs="Times New Roman" w:eastAsia="Times New Roman" w:hAnsi="Times New Roman"/>
+          <w:rtl w:val="0"/>
+        </w:rPr>
+        <w:t xml:space="preserve">Representative of AICS (All India Council of Sports)</w:t>
+      </w:r>
+    </w:p>
+    <w:p>
+      <w:pPr>
+        <w:numPr>
+          <w:ilvl w:val="0"/>
+          <w:numId w:val="5"/>
+        </w:numPr>
+        <w:spacing w:after="0" w:afterAutospacing="0" w:lineRule="auto"/>
+        <w:ind w:left="720" w:hanging="360"/>
+        <w:rPr>
+          <w:rFonts w:ascii="Times New Roman" w:cs="Times New Roman" w:eastAsia="Times New Roman" w:hAnsi="Times New Roman"/>
+        </w:rPr>
+      </w:pPr>
+      <w:r>
+        <w:rPr>
+          <w:rFonts w:ascii="Times New Roman" w:cs="Times New Roman" w:eastAsia="Times New Roman" w:hAnsi="Times New Roman"/>
+          <w:rtl w:val="0"/>
+        </w:rPr>
+        <w:t xml:space="preserve">Representative of SAI (Sports Authority Of India)</w:t>
+      </w:r>
+    </w:p>
+    <w:p>
+      <w:pPr>
+        <w:numPr>
+          <w:ilvl w:val="0"/>
+          <w:numId w:val="5"/>
+        </w:numPr>
+        <w:spacing w:after="0" w:afterAutospacing="0" w:lineRule="auto"/>
+        <w:ind w:left="720" w:hanging="360"/>
+        <w:rPr>
+          <w:rFonts w:ascii="Times New Roman" w:cs="Times New Roman" w:eastAsia="Times New Roman" w:hAnsi="Times New Roman"/>
+        </w:rPr>
+      </w:pPr>
+      <w:r>
+        <w:rPr>
+          <w:rFonts w:ascii="Times New Roman" w:cs="Times New Roman" w:eastAsia="Times New Roman" w:hAnsi="Times New Roman"/>
+          <w:rtl w:val="0"/>
+        </w:rPr>
+        <w:t xml:space="preserve">Representative of IOA (</w:t>
+      </w:r>
+      <w:r>
+        <w:rPr>
+          <w:rFonts w:ascii="Times New Roman" w:cs="Times New Roman" w:eastAsia="Times New Roman" w:hAnsi="Times New Roman"/>
+          <w:sz w:val="24"/>
+          <w:szCs w:val="24"/>
+          <w:rtl w:val="0"/>
+        </w:rPr>
+        <w:t xml:space="preserve">Indian Olympic Association</w:t>
+      </w:r>
+      <w:r>
+        <w:rPr>
+          <w:rFonts w:ascii="Times New Roman" w:cs="Times New Roman" w:eastAsia="Times New Roman" w:hAnsi="Times New Roman"/>
+          <w:rtl w:val="0"/>
+        </w:rPr>
+        <w:t xml:space="preserve">)</w:t>
+      </w:r>
+    </w:p>
+    <w:p>
+      <w:pPr>
+        <w:numPr>
+          <w:ilvl w:val="0"/>
+          <w:numId w:val="5"/>
+        </w:numPr>
+        <w:spacing w:after="0" w:afterAutospacing="0" w:lineRule="auto"/>
+        <w:ind w:left="720" w:hanging="360"/>
+        <w:rPr>
+          <w:rFonts w:ascii="Times New Roman" w:cs="Times New Roman" w:eastAsia="Times New Roman" w:hAnsi="Times New Roman"/>
+        </w:rPr>
+      </w:pPr>
+      <w:r>
+        <w:rPr>
+          <w:rFonts w:ascii="Times New Roman" w:cs="Times New Roman" w:eastAsia="Times New Roman" w:hAnsi="Times New Roman"/>
+          <w:rtl w:val="0"/>
+        </w:rPr>
+        <w:t xml:space="preserve">Representative of AFI (Athletics Federation of India)</w:t>
+      </w:r>
+    </w:p>
+    <w:p>
+      <w:pPr>
+        <w:numPr>
+          <w:ilvl w:val="0"/>
+          <w:numId w:val="5"/>
+        </w:numPr>
+        <w:spacing w:after="240" w:lineRule="auto"/>
+        <w:ind w:left="720" w:hanging="360"/>
+        <w:rPr>
+          <w:rFonts w:ascii="Times New Roman" w:cs="Times New Roman" w:eastAsia="Times New Roman" w:hAnsi="Times New Roman"/>
+          <w:u w:val="none"/>
+        </w:rPr>
+      </w:pPr>
+      <w:r>
+        <w:rPr>
+          <w:rFonts w:ascii="Times New Roman" w:cs="Times New Roman" w:eastAsia="Times New Roman" w:hAnsi="Times New Roman"/>
+          <w:rtl w:val="0"/>
+        </w:rPr>
+        <w:t xml:space="preserve">Supervisor of Indian State Sports</w:t>
+      </w:r>
+    </w:p>
+    <w:p>
+      <w:pPr>
+        <w:pStyle w:val="Heading3"/>
+        <w:keepNext w:val="0"/>
+        <w:keepLines w:val="0"/>
+        <w:spacing w:after="40" w:before="0" w:lineRule="auto"/>
+        <w:rPr>
+          <w:rFonts w:ascii="Times New Roman" w:cs="Times New Roman" w:eastAsia="Times New Roman" w:hAnsi="Times New Roman"/>
+          <w:b w:val="1"/>
+          <w:bCs w:val="1"/>
+          <w:color w:val="000000"/>
+          <w:sz w:val="26"/>
+          <w:szCs w:val="26"/>
+        </w:rPr>
+      </w:pPr>
+      <w:bookmarkStart w:colFirst="0" w:colLast="0" w:name="_5vmo8o761943" w:id="3"/>
+      <w:bookmarkEnd w:id="3"/>
+      <w:r>
+        <w:rPr>
+          <w:rFonts w:ascii="Times New Roman" w:cs="Times New Roman" w:eastAsia="Times New Roman" w:hAnsi="Times New Roman"/>
+          <w:b w:val="1"/>
+          <w:bCs w:val="1"/>
+          <w:color w:val="000000"/>
+          <w:sz w:val="26"/>
+          <w:szCs w:val="26"/>
+          <w:rtl w:val="0"/>
+        </w:rPr>
+        <w:t xml:space="preserve">4. Veteran Icons (5 Delegates)</w:t>
+      </w:r>
+    </w:p>
+    <w:p>
+      <w:pPr>
+        <w:numPr>
+          <w:ilvl w:val="0"/>
+          <w:numId w:val="2"/>
+        </w:numPr>
+        <w:spacing w:after="240" w:lineRule="auto"/>
+        <w:ind w:left="720" w:hanging="360"/>
+        <w:rPr>
+          <w:rFonts w:ascii="Times New Roman" w:cs="Times New Roman" w:eastAsia="Times New Roman" w:hAnsi="Times New Roman"/>
+        </w:rPr>
+      </w:pPr>
+      <w:r>
+        <w:rPr>
+          <w:rFonts w:ascii="Times New Roman" w:cs="Times New Roman" w:eastAsia="Times New Roman" w:hAnsi="Times New Roman"/>
+          <w:rtl w:val="0"/>
+        </w:rPr>
+        <w:t xml:space="preserve">WE CAN DECIDE THIS. </w:t>
+      </w:r>
+      <w:r>
+        <w:rPr>
+          <w:rtl w:val="0"/>
+        </w:rPr>
+      </w:r>
+    </w:p>
+    <w:p>
+      <w:pPr>
+        <w:pStyle w:val="Heading3"/>
+        <w:keepNext w:val="0"/>
+        <w:keepLines w:val="0"/>
+        <w:spacing w:after="40" w:before="0" w:lineRule="auto"/>
+        <w:rPr>
+          <w:rFonts w:ascii="Times New Roman" w:cs="Times New Roman" w:eastAsia="Times New Roman" w:hAnsi="Times New Roman"/>
+          <w:b w:val="1"/>
+          <w:bCs w:val="1"/>
+          <w:color w:val="000000"/>
+          <w:sz w:val="26"/>
+          <w:szCs w:val="26"/>
+        </w:rPr>
+      </w:pPr>
+      <w:bookmarkStart w:colFirst="0" w:colLast="0" w:name="_107b6dlbzjm8" w:id="4"/>
+      <w:bookmarkEnd w:id="4"/>
+      <w:r>
+        <w:rPr>
+          <w:rFonts w:ascii="Times New Roman" w:cs="Times New Roman" w:eastAsia="Times New Roman" w:hAnsi="Times New Roman"/>
+          <w:b w:val="1"/>
+          <w:bCs w:val="1"/>
+          <w:color w:val="000000"/>
+          <w:sz w:val="26"/>
+          <w:szCs w:val="26"/>
+          <w:rtl w:val="0"/>
+        </w:rPr>
+        <w:t xml:space="preserve">5. State Sport Heads (3 Delegates)</w:t>
       </w:r>
     </w:p>
     <w:p>
@@ -202,26 +891,18 @@
           <w:ilvl w:val="0"/>
           <w:numId w:val="1"/>
         </w:numPr>
-        <w:pBdr>
-          <w:top w:color="auto" w:space="0" w:sz="0" w:val="none"/>
-          <w:bottom w:color="auto" w:space="0" w:sz="0" w:val="none"/>
-          <w:right w:color="auto" w:space="0" w:sz="0" w:val="none"/>
-          <w:between w:color="auto" w:space="0" w:sz="0" w:val="none"/>
-        </w:pBdr>
-        <w:spacing w:after="0" w:afterAutospacing="0" w:before="240" w:lineRule="auto"/>
-        <w:ind w:left="720" w:hanging="360"/>
-        <w:rPr>
-          <w:color w:val="1f1f1f"/>
-        </w:rPr>
-      </w:pPr>
-      <w:r>
-        <w:rPr>
-          <w:b w:val="1"/>
-          <w:bCs w:val="1"/>
-          <w:color w:val="1f1f1f"/>
-          <w:rtl w:val="0"/>
-        </w:rPr>
-        <w:t xml:space="preserve">How can space-constrained schools fulfill sports mandates without losing board affiliation?</w:t>
+        <w:spacing w:after="0" w:afterAutospacing="0" w:lineRule="auto"/>
+        <w:ind w:left="720" w:hanging="360"/>
+        <w:rPr>
+          <w:rFonts w:ascii="Times New Roman" w:cs="Times New Roman" w:eastAsia="Times New Roman" w:hAnsi="Times New Roman"/>
+        </w:rPr>
+      </w:pPr>
+      <w:r>
+        <w:rPr>
+          <w:rFonts w:ascii="Times New Roman" w:cs="Times New Roman" w:eastAsia="Times New Roman" w:hAnsi="Times New Roman"/>
+          <w:rtl w:val="0"/>
+        </w:rPr>
+        <w:t xml:space="preserve">Representative, South Athlete Development Council</w:t>
       </w:r>
     </w:p>
     <w:p>
@@ -230,26 +911,18 @@
           <w:ilvl w:val="0"/>
           <w:numId w:val="1"/>
         </w:numPr>
-        <w:pBdr>
-          <w:top w:color="auto" w:space="0" w:sz="0" w:val="none"/>
-          <w:bottom w:color="auto" w:space="0" w:sz="0" w:val="none"/>
-          <w:right w:color="auto" w:space="0" w:sz="0" w:val="none"/>
-          <w:between w:color="auto" w:space="0" w:sz="0" w:val="none"/>
-        </w:pBdr>
-        <w:spacing w:after="0" w:afterAutospacing="0" w:before="0" w:beforeAutospacing="0" w:lineRule="auto"/>
-        <w:ind w:left="720" w:hanging="360"/>
-        <w:rPr>
-          <w:color w:val="1f1f1f"/>
-        </w:rPr>
-      </w:pPr>
-      <w:r>
-        <w:rPr>
-          <w:b w:val="1"/>
-          <w:bCs w:val="1"/>
-          <w:color w:val="1f1f1f"/>
-          <w:rtl w:val="0"/>
-        </w:rPr>
-        <w:t xml:space="preserve">What legal guardrails are needed to safely fund sports facilities via public-private partnerships?</w:t>
+        <w:spacing w:after="0" w:afterAutospacing="0" w:lineRule="auto"/>
+        <w:ind w:left="720" w:hanging="360"/>
+        <w:rPr>
+          <w:rFonts w:ascii="Times New Roman" w:cs="Times New Roman" w:eastAsia="Times New Roman" w:hAnsi="Times New Roman"/>
+        </w:rPr>
+      </w:pPr>
+      <w:r>
+        <w:rPr>
+          <w:rFonts w:ascii="Times New Roman" w:cs="Times New Roman" w:eastAsia="Times New Roman" w:hAnsi="Times New Roman"/>
+          <w:rtl w:val="0"/>
+        </w:rPr>
+        <w:t xml:space="preserve">Representative, North-East Athlete Development Council</w:t>
       </w:r>
     </w:p>
     <w:p>
@@ -258,287 +931,23 @@
           <w:ilvl w:val="0"/>
           <w:numId w:val="1"/>
         </w:numPr>
-        <w:pBdr>
-          <w:top w:color="auto" w:space="0" w:sz="0" w:val="none"/>
-          <w:bottom w:color="auto" w:space="0" w:sz="0" w:val="none"/>
-          <w:right w:color="auto" w:space="0" w:sz="0" w:val="none"/>
-          <w:between w:color="auto" w:space="0" w:sz="0" w:val="none"/>
-        </w:pBdr>
-        <w:spacing w:after="0" w:afterAutospacing="0" w:before="0" w:beforeAutospacing="0" w:lineRule="auto"/>
-        <w:ind w:left="720" w:hanging="360"/>
-        <w:rPr>
-          <w:color w:val="1f1f1f"/>
-        </w:rPr>
-      </w:pPr>
-      <w:r>
-        <w:rPr>
-          <w:b w:val="1"/>
-          <w:bCs w:val="1"/>
-          <w:color w:val="1f1f1f"/>
-          <w:rtl w:val="0"/>
-        </w:rPr>
-        <w:t xml:space="preserve">How do we implement compulsory sports grading without penalizing non-athletic or disabled students?</w:t>
-      </w:r>
-    </w:p>
-    <w:p>
-      <w:pPr>
-        <w:numPr>
-          <w:ilvl w:val="0"/>
-          <w:numId w:val="1"/>
-        </w:numPr>
-        <w:pBdr>
-          <w:top w:color="auto" w:space="0" w:sz="0" w:val="none"/>
-          <w:bottom w:color="auto" w:space="0" w:sz="0" w:val="none"/>
-          <w:right w:color="auto" w:space="0" w:sz="0" w:val="none"/>
-          <w:between w:color="auto" w:space="0" w:sz="0" w:val="none"/>
-        </w:pBdr>
-        <w:spacing w:after="240" w:before="0" w:beforeAutospacing="0" w:lineRule="auto"/>
-        <w:ind w:left="720" w:hanging="360"/>
-        <w:rPr>
-          <w:color w:val="1f1f1f"/>
-        </w:rPr>
-      </w:pPr>
-      <w:r>
-        <w:rPr>
-          <w:b w:val="1"/>
-          <w:bCs w:val="1"/>
-          <w:color w:val="1f1f1f"/>
-          <w:rtl w:val="0"/>
-        </w:rPr>
-        <w:t xml:space="preserve">Which emergency safety protocols must be established to protect students during severe environmental crises?</w:t>
-      </w:r>
-    </w:p>
-    <w:p>
-      <w:pPr>
-        <w:pBdr>
-          <w:top w:color="auto" w:space="0" w:sz="0" w:val="none"/>
-          <w:bottom w:color="auto" w:space="0" w:sz="0" w:val="none"/>
-          <w:right w:color="auto" w:space="0" w:sz="0" w:val="none"/>
-          <w:between w:color="auto" w:space="0" w:sz="0" w:val="none"/>
-        </w:pBdr>
-        <w:spacing w:after="240" w:before="240" w:lineRule="auto"/>
-        <w:rPr>
-          <w:b w:val="1"/>
-          <w:bCs w:val="1"/>
-          <w:color w:val="1f1f1f"/>
-        </w:rPr>
-      </w:pPr>
-      <w:r>
-        <w:rPr>
-          <w:b w:val="1"/>
-          <w:bCs w:val="1"/>
-          <w:color w:val="1f1f1f"/>
-          <w:rtl w:val="0"/>
-        </w:rPr>
-        <w:t xml:space="preserve">Stakeholders / Members of the Committee</w:t>
-      </w:r>
-    </w:p>
-    <w:p>
-      <w:pPr>
-        <w:numPr>
-          <w:ilvl w:val="0"/>
-          <w:numId w:val="2"/>
-        </w:numPr>
-        <w:pBdr>
-          <w:top w:color="auto" w:space="0" w:sz="0" w:val="none"/>
-          <w:bottom w:color="auto" w:space="0" w:sz="0" w:val="none"/>
-          <w:right w:color="auto" w:space="0" w:sz="0" w:val="none"/>
-          <w:between w:color="auto" w:space="0" w:sz="0" w:val="none"/>
-        </w:pBdr>
-        <w:spacing w:after="0" w:afterAutospacing="0" w:before="240" w:lineRule="auto"/>
-        <w:ind w:left="720" w:hanging="360"/>
-        <w:rPr>
-          <w:color w:val="1f1f1f"/>
-        </w:rPr>
-      </w:pPr>
-      <w:r>
-        <w:rPr>
-          <w:color w:val="1f1f1f"/>
-          <w:rtl w:val="0"/>
-        </w:rPr>
-        <w:t xml:space="preserve">Ministry of Youth Affairs and Sports / Sports Authority of India</w:t>
-      </w:r>
-    </w:p>
-    <w:p>
-      <w:pPr>
-        <w:numPr>
-          <w:ilvl w:val="0"/>
-          <w:numId w:val="2"/>
-        </w:numPr>
-        <w:pBdr>
-          <w:top w:color="auto" w:space="0" w:sz="0" w:val="none"/>
-          <w:bottom w:color="auto" w:space="0" w:sz="0" w:val="none"/>
-          <w:right w:color="auto" w:space="0" w:sz="0" w:val="none"/>
-          <w:between w:color="auto" w:space="0" w:sz="0" w:val="none"/>
-        </w:pBdr>
-        <w:spacing w:after="0" w:afterAutospacing="0" w:before="0" w:beforeAutospacing="0" w:lineRule="auto"/>
-        <w:ind w:left="720" w:hanging="360"/>
-        <w:rPr>
-          <w:color w:val="1f1f1f"/>
-        </w:rPr>
-      </w:pPr>
-      <w:r>
-        <w:rPr>
-          <w:color w:val="1f1f1f"/>
-          <w:rtl w:val="0"/>
-        </w:rPr>
-        <w:t xml:space="preserve">Ministry of Education (School Education &amp; Literacy) /</w:t>
-      </w:r>
-    </w:p>
-    <w:p>
-      <w:pPr>
-        <w:numPr>
-          <w:ilvl w:val="0"/>
-          <w:numId w:val="2"/>
-        </w:numPr>
-        <w:pBdr>
-          <w:top w:color="auto" w:space="0" w:sz="0" w:val="none"/>
-          <w:bottom w:color="auto" w:space="0" w:sz="0" w:val="none"/>
-          <w:right w:color="auto" w:space="0" w:sz="0" w:val="none"/>
-          <w:between w:color="auto" w:space="0" w:sz="0" w:val="none"/>
-        </w:pBdr>
-        <w:spacing w:after="0" w:afterAutospacing="0" w:before="0" w:beforeAutospacing="0" w:lineRule="auto"/>
-        <w:ind w:left="720" w:hanging="360"/>
-        <w:rPr>
-          <w:color w:val="1f1f1f"/>
-        </w:rPr>
-      </w:pPr>
-      <w:r>
-        <w:rPr>
-          <w:color w:val="1f1f1f"/>
-          <w:rtl w:val="0"/>
-        </w:rPr>
-        <w:t xml:space="preserve">Central School Boards (CBSE &amp; CISCE)</w:t>
-      </w:r>
-    </w:p>
-    <w:p>
-      <w:pPr>
-        <w:numPr>
-          <w:ilvl w:val="0"/>
-          <w:numId w:val="2"/>
-        </w:numPr>
-        <w:pBdr>
-          <w:top w:color="auto" w:space="0" w:sz="0" w:val="none"/>
-          <w:bottom w:color="auto" w:space="0" w:sz="0" w:val="none"/>
-          <w:right w:color="auto" w:space="0" w:sz="0" w:val="none"/>
-          <w:between w:color="auto" w:space="0" w:sz="0" w:val="none"/>
-        </w:pBdr>
-        <w:spacing w:after="0" w:afterAutospacing="0" w:before="0" w:beforeAutospacing="0" w:lineRule="auto"/>
-        <w:ind w:left="720" w:hanging="360"/>
-        <w:rPr>
-          <w:color w:val="1f1f1f"/>
-        </w:rPr>
-      </w:pPr>
-      <w:r>
-        <w:rPr>
-          <w:color w:val="1f1f1f"/>
-          <w:rtl w:val="0"/>
-        </w:rPr>
-        <w:t xml:space="preserve">Budget Private Schools </w:t>
-      </w:r>
-    </w:p>
-    <w:p>
-      <w:pPr>
-        <w:numPr>
-          <w:ilvl w:val="0"/>
-          <w:numId w:val="2"/>
-        </w:numPr>
-        <w:pBdr>
-          <w:top w:color="auto" w:space="0" w:sz="0" w:val="none"/>
-          <w:bottom w:color="auto" w:space="0" w:sz="0" w:val="none"/>
-          <w:right w:color="auto" w:space="0" w:sz="0" w:val="none"/>
-          <w:between w:color="auto" w:space="0" w:sz="0" w:val="none"/>
-        </w:pBdr>
-        <w:spacing w:after="0" w:afterAutospacing="0" w:before="0" w:beforeAutospacing="0" w:lineRule="auto"/>
-        <w:ind w:left="720" w:hanging="360"/>
-        <w:rPr>
-          <w:color w:val="1f1f1f"/>
-        </w:rPr>
-      </w:pPr>
-      <w:r>
-        <w:rPr>
-          <w:color w:val="1f1f1f"/>
-          <w:rtl w:val="0"/>
-        </w:rPr>
-        <w:t xml:space="preserve">Government Central Schools </w:t>
-      </w:r>
-    </w:p>
-    <w:p>
-      <w:pPr>
-        <w:numPr>
-          <w:ilvl w:val="0"/>
-          <w:numId w:val="2"/>
-        </w:numPr>
-        <w:pBdr>
-          <w:top w:color="auto" w:space="0" w:sz="0" w:val="none"/>
-          <w:bottom w:color="auto" w:space="0" w:sz="0" w:val="none"/>
-          <w:right w:color="auto" w:space="0" w:sz="0" w:val="none"/>
-          <w:between w:color="auto" w:space="0" w:sz="0" w:val="none"/>
-        </w:pBdr>
-        <w:spacing w:after="0" w:afterAutospacing="0" w:before="0" w:beforeAutospacing="0" w:lineRule="auto"/>
-        <w:ind w:left="720" w:hanging="360"/>
-        <w:rPr>
-          <w:color w:val="1f1f1f"/>
-        </w:rPr>
-      </w:pPr>
-      <w:r>
-        <w:rPr>
-          <w:color w:val="1f1f1f"/>
-          <w:rtl w:val="0"/>
-        </w:rPr>
-        <w:t xml:space="preserve">All India Physical Education Teachers’ &amp; Coaches’ Association</w:t>
-      </w:r>
-    </w:p>
-    <w:p>
-      <w:pPr>
-        <w:numPr>
-          <w:ilvl w:val="0"/>
-          <w:numId w:val="2"/>
-        </w:numPr>
-        <w:pBdr>
-          <w:top w:color="auto" w:space="0" w:sz="0" w:val="none"/>
-          <w:bottom w:color="auto" w:space="0" w:sz="0" w:val="none"/>
-          <w:right w:color="auto" w:space="0" w:sz="0" w:val="none"/>
-          <w:between w:color="auto" w:space="0" w:sz="0" w:val="none"/>
-        </w:pBdr>
-        <w:spacing w:after="0" w:afterAutospacing="0" w:before="0" w:beforeAutospacing="0" w:lineRule="auto"/>
-        <w:ind w:left="720" w:hanging="360"/>
-        <w:rPr>
-          <w:color w:val="1f1f1f"/>
-        </w:rPr>
-      </w:pPr>
-      <w:r>
-        <w:rPr>
-          <w:color w:val="1f1f1f"/>
-          <w:rtl w:val="0"/>
-        </w:rPr>
-        <w:t xml:space="preserve">Medical Experts (Indian Academy of Pediatrics) / Sports Law India</w:t>
-      </w:r>
-    </w:p>
-    <w:p>
-      <w:pPr>
-        <w:numPr>
-          <w:ilvl w:val="0"/>
-          <w:numId w:val="2"/>
-        </w:numPr>
-        <w:pBdr>
-          <w:top w:color="auto" w:space="0" w:sz="0" w:val="none"/>
-          <w:bottom w:color="auto" w:space="0" w:sz="0" w:val="none"/>
-          <w:right w:color="auto" w:space="0" w:sz="0" w:val="none"/>
-          <w:between w:color="auto" w:space="0" w:sz="0" w:val="none"/>
-        </w:pBdr>
-        <w:spacing w:after="240" w:before="0" w:beforeAutospacing="0" w:lineRule="auto"/>
-        <w:ind w:left="720" w:hanging="360"/>
-        <w:rPr>
-          <w:color w:val="1f1f1f"/>
-        </w:rPr>
-      </w:pPr>
-      <w:r>
-        <w:rPr>
-          <w:color w:val="1f1f1f"/>
-          <w:rtl w:val="0"/>
-        </w:rPr>
-        <w:t xml:space="preserve">Corporate Sports Academies &amp; EdTech Firms (Tata, Reliance,)</w:t>
+        <w:spacing w:after="240" w:lineRule="auto"/>
+        <w:ind w:left="720" w:hanging="360"/>
+        <w:rPr>
+          <w:rFonts w:ascii="Times New Roman" w:cs="Times New Roman" w:eastAsia="Times New Roman" w:hAnsi="Times New Roman"/>
+        </w:rPr>
+      </w:pPr>
+      <w:r>
+        <w:rPr>
+          <w:rFonts w:ascii="Times New Roman" w:cs="Times New Roman" w:eastAsia="Times New Roman" w:hAnsi="Times New Roman"/>
+          <w:rtl w:val="0"/>
+        </w:rPr>
+        <w:t xml:space="preserve">Representative, North Athlete Development Council</w:t>
+      </w:r>
+      <w:r>
+        <w:rPr>
+          <w:rtl w:val="0"/>
+        </w:rPr>
       </w:r>
     </w:p>
     <w:p>
@@ -782,11 +1191,463 @@
       </w:rPr>
     </w:lvl>
   </w:abstractNum>
+  <w:abstractNum w:abstractNumId="3">
+    <w:lvl w:ilvl="0">
+      <w:start w:val="1"/>
+      <w:numFmt w:val="bullet"/>
+      <w:lvlText w:val="●"/>
+      <w:lvlJc w:val="left"/>
+      <w:pPr>
+        <w:ind w:left="720" w:hanging="360"/>
+      </w:pPr>
+      <w:rPr>
+        <w:u w:val="none"/>
+      </w:rPr>
+    </w:lvl>
+    <w:lvl w:ilvl="1">
+      <w:start w:val="1"/>
+      <w:numFmt w:val="bullet"/>
+      <w:lvlText w:val="○"/>
+      <w:lvlJc w:val="left"/>
+      <w:pPr>
+        <w:ind w:left="1440" w:hanging="360"/>
+      </w:pPr>
+      <w:rPr>
+        <w:u w:val="none"/>
+      </w:rPr>
+    </w:lvl>
+    <w:lvl w:ilvl="2">
+      <w:start w:val="1"/>
+      <w:numFmt w:val="bullet"/>
+      <w:lvlText w:val="■"/>
+      <w:lvlJc w:val="left"/>
+      <w:pPr>
+        <w:ind w:left="2160" w:hanging="360"/>
+      </w:pPr>
+      <w:rPr>
+        <w:u w:val="none"/>
+      </w:rPr>
+    </w:lvl>
+    <w:lvl w:ilvl="3">
+      <w:start w:val="1"/>
+      <w:numFmt w:val="bullet"/>
+      <w:lvlText w:val="●"/>
+      <w:lvlJc w:val="left"/>
+      <w:pPr>
+        <w:ind w:left="2880" w:hanging="360"/>
+      </w:pPr>
+      <w:rPr>
+        <w:u w:val="none"/>
+      </w:rPr>
+    </w:lvl>
+    <w:lvl w:ilvl="4">
+      <w:start w:val="1"/>
+      <w:numFmt w:val="bullet"/>
+      <w:lvlText w:val="○"/>
+      <w:lvlJc w:val="left"/>
+      <w:pPr>
+        <w:ind w:left="3600" w:hanging="360"/>
+      </w:pPr>
+      <w:rPr>
+        <w:u w:val="none"/>
+      </w:rPr>
+    </w:lvl>
+    <w:lvl w:ilvl="5">
+      <w:start w:val="1"/>
+      <w:numFmt w:val="bullet"/>
+      <w:lvlText w:val="■"/>
+      <w:lvlJc w:val="left"/>
+      <w:pPr>
+        <w:ind w:left="4320" w:hanging="360"/>
+      </w:pPr>
+      <w:rPr>
+        <w:u w:val="none"/>
+      </w:rPr>
+    </w:lvl>
+    <w:lvl w:ilvl="6">
+      <w:start w:val="1"/>
+      <w:numFmt w:val="bullet"/>
+      <w:lvlText w:val="●"/>
+      <w:lvlJc w:val="left"/>
+      <w:pPr>
+        <w:ind w:left="5040" w:hanging="360"/>
+      </w:pPr>
+      <w:rPr>
+        <w:u w:val="none"/>
+      </w:rPr>
+    </w:lvl>
+    <w:lvl w:ilvl="7">
+      <w:start w:val="1"/>
+      <w:numFmt w:val="bullet"/>
+      <w:lvlText w:val="○"/>
+      <w:lvlJc w:val="left"/>
+      <w:pPr>
+        <w:ind w:left="5760" w:hanging="360"/>
+      </w:pPr>
+      <w:rPr>
+        <w:u w:val="none"/>
+      </w:rPr>
+    </w:lvl>
+    <w:lvl w:ilvl="8">
+      <w:start w:val="1"/>
+      <w:numFmt w:val="bullet"/>
+      <w:lvlText w:val="■"/>
+      <w:lvlJc w:val="left"/>
+      <w:pPr>
+        <w:ind w:left="6480" w:hanging="360"/>
+      </w:pPr>
+      <w:rPr>
+        <w:u w:val="none"/>
+      </w:rPr>
+    </w:lvl>
+  </w:abstractNum>
+  <w:abstractNum w:abstractNumId="4">
+    <w:lvl w:ilvl="0">
+      <w:start w:val="1"/>
+      <w:numFmt w:val="bullet"/>
+      <w:lvlText w:val="●"/>
+      <w:lvlJc w:val="left"/>
+      <w:pPr>
+        <w:ind w:left="720" w:hanging="360"/>
+      </w:pPr>
+      <w:rPr>
+        <w:u w:val="none"/>
+      </w:rPr>
+    </w:lvl>
+    <w:lvl w:ilvl="1">
+      <w:start w:val="1"/>
+      <w:numFmt w:val="bullet"/>
+      <w:lvlText w:val="○"/>
+      <w:lvlJc w:val="left"/>
+      <w:pPr>
+        <w:ind w:left="1440" w:hanging="360"/>
+      </w:pPr>
+      <w:rPr>
+        <w:u w:val="none"/>
+      </w:rPr>
+    </w:lvl>
+    <w:lvl w:ilvl="2">
+      <w:start w:val="1"/>
+      <w:numFmt w:val="bullet"/>
+      <w:lvlText w:val="■"/>
+      <w:lvlJc w:val="left"/>
+      <w:pPr>
+        <w:ind w:left="2160" w:hanging="360"/>
+      </w:pPr>
+      <w:rPr>
+        <w:u w:val="none"/>
+      </w:rPr>
+    </w:lvl>
+    <w:lvl w:ilvl="3">
+      <w:start w:val="1"/>
+      <w:numFmt w:val="bullet"/>
+      <w:lvlText w:val="●"/>
+      <w:lvlJc w:val="left"/>
+      <w:pPr>
+        <w:ind w:left="2880" w:hanging="360"/>
+      </w:pPr>
+      <w:rPr>
+        <w:u w:val="none"/>
+      </w:rPr>
+    </w:lvl>
+    <w:lvl w:ilvl="4">
+      <w:start w:val="1"/>
+      <w:numFmt w:val="bullet"/>
+      <w:lvlText w:val="○"/>
+      <w:lvlJc w:val="left"/>
+      <w:pPr>
+        <w:ind w:left="3600" w:hanging="360"/>
+      </w:pPr>
+      <w:rPr>
+        <w:u w:val="none"/>
+      </w:rPr>
+    </w:lvl>
+    <w:lvl w:ilvl="5">
+      <w:start w:val="1"/>
+      <w:numFmt w:val="bullet"/>
+      <w:lvlText w:val="■"/>
+      <w:lvlJc w:val="left"/>
+      <w:pPr>
+        <w:ind w:left="4320" w:hanging="360"/>
+      </w:pPr>
+      <w:rPr>
+        <w:u w:val="none"/>
+      </w:rPr>
+    </w:lvl>
+    <w:lvl w:ilvl="6">
+      <w:start w:val="1"/>
+      <w:numFmt w:val="bullet"/>
+      <w:lvlText w:val="●"/>
+      <w:lvlJc w:val="left"/>
+      <w:pPr>
+        <w:ind w:left="5040" w:hanging="360"/>
+      </w:pPr>
+      <w:rPr>
+        <w:u w:val="none"/>
+      </w:rPr>
+    </w:lvl>
+    <w:lvl w:ilvl="7">
+      <w:start w:val="1"/>
+      <w:numFmt w:val="bullet"/>
+      <w:lvlText w:val="○"/>
+      <w:lvlJc w:val="left"/>
+      <w:pPr>
+        <w:ind w:left="5760" w:hanging="360"/>
+      </w:pPr>
+      <w:rPr>
+        <w:u w:val="none"/>
+      </w:rPr>
+    </w:lvl>
+    <w:lvl w:ilvl="8">
+      <w:start w:val="1"/>
+      <w:numFmt w:val="bullet"/>
+      <w:lvlText w:val="■"/>
+      <w:lvlJc w:val="left"/>
+      <w:pPr>
+        <w:ind w:left="6480" w:hanging="360"/>
+      </w:pPr>
+      <w:rPr>
+        <w:u w:val="none"/>
+      </w:rPr>
+    </w:lvl>
+  </w:abstractNum>
+  <w:abstractNum w:abstractNumId="5">
+    <w:lvl w:ilvl="0">
+      <w:start w:val="1"/>
+      <w:numFmt w:val="bullet"/>
+      <w:lvlText w:val="●"/>
+      <w:lvlJc w:val="left"/>
+      <w:pPr>
+        <w:ind w:left="720" w:hanging="360"/>
+      </w:pPr>
+      <w:rPr>
+        <w:u w:val="none"/>
+      </w:rPr>
+    </w:lvl>
+    <w:lvl w:ilvl="1">
+      <w:start w:val="1"/>
+      <w:numFmt w:val="bullet"/>
+      <w:lvlText w:val="○"/>
+      <w:lvlJc w:val="left"/>
+      <w:pPr>
+        <w:ind w:left="1440" w:hanging="360"/>
+      </w:pPr>
+      <w:rPr>
+        <w:u w:val="none"/>
+      </w:rPr>
+    </w:lvl>
+    <w:lvl w:ilvl="2">
+      <w:start w:val="1"/>
+      <w:numFmt w:val="bullet"/>
+      <w:lvlText w:val="■"/>
+      <w:lvlJc w:val="left"/>
+      <w:pPr>
+        <w:ind w:left="2160" w:hanging="360"/>
+      </w:pPr>
+      <w:rPr>
+        <w:u w:val="none"/>
+      </w:rPr>
+    </w:lvl>
+    <w:lvl w:ilvl="3">
+      <w:start w:val="1"/>
+      <w:numFmt w:val="bullet"/>
+      <w:lvlText w:val="●"/>
+      <w:lvlJc w:val="left"/>
+      <w:pPr>
+        <w:ind w:left="2880" w:hanging="360"/>
+      </w:pPr>
+      <w:rPr>
+        <w:u w:val="none"/>
+      </w:rPr>
+    </w:lvl>
+    <w:lvl w:ilvl="4">
+      <w:start w:val="1"/>
+      <w:numFmt w:val="bullet"/>
+      <w:lvlText w:val="○"/>
+      <w:lvlJc w:val="left"/>
+      <w:pPr>
+        <w:ind w:left="3600" w:hanging="360"/>
+      </w:pPr>
+      <w:rPr>
+        <w:u w:val="none"/>
+      </w:rPr>
+    </w:lvl>
+    <w:lvl w:ilvl="5">
+      <w:start w:val="1"/>
+      <w:numFmt w:val="bullet"/>
+      <w:lvlText w:val="■"/>
+      <w:lvlJc w:val="left"/>
+      <w:pPr>
+        <w:ind w:left="4320" w:hanging="360"/>
+      </w:pPr>
+      <w:rPr>
+        <w:u w:val="none"/>
+      </w:rPr>
+    </w:lvl>
+    <w:lvl w:ilvl="6">
+      <w:start w:val="1"/>
+      <w:numFmt w:val="bullet"/>
+      <w:lvlText w:val="●"/>
+      <w:lvlJc w:val="left"/>
+      <w:pPr>
+        <w:ind w:left="5040" w:hanging="360"/>
+      </w:pPr>
+      <w:rPr>
+        <w:u w:val="none"/>
+      </w:rPr>
+    </w:lvl>
+    <w:lvl w:ilvl="7">
+      <w:start w:val="1"/>
+      <w:numFmt w:val="bullet"/>
+      <w:lvlText w:val="○"/>
+      <w:lvlJc w:val="left"/>
+      <w:pPr>
+        <w:ind w:left="5760" w:hanging="360"/>
+      </w:pPr>
+      <w:rPr>
+        <w:u w:val="none"/>
+      </w:rPr>
+    </w:lvl>
+    <w:lvl w:ilvl="8">
+      <w:start w:val="1"/>
+      <w:numFmt w:val="bullet"/>
+      <w:lvlText w:val="■"/>
+      <w:lvlJc w:val="left"/>
+      <w:pPr>
+        <w:ind w:left="6480" w:hanging="360"/>
+      </w:pPr>
+      <w:rPr>
+        <w:u w:val="none"/>
+      </w:rPr>
+    </w:lvl>
+  </w:abstractNum>
+  <w:abstractNum w:abstractNumId="6">
+    <w:lvl w:ilvl="0">
+      <w:start w:val="1"/>
+      <w:numFmt w:val="bullet"/>
+      <w:lvlText w:val="●"/>
+      <w:lvlJc w:val="left"/>
+      <w:pPr>
+        <w:ind w:left="720" w:hanging="360"/>
+      </w:pPr>
+      <w:rPr>
+        <w:u w:val="none"/>
+      </w:rPr>
+    </w:lvl>
+    <w:lvl w:ilvl="1">
+      <w:start w:val="1"/>
+      <w:numFmt w:val="bullet"/>
+      <w:lvlText w:val="○"/>
+      <w:lvlJc w:val="left"/>
+      <w:pPr>
+        <w:ind w:left="1440" w:hanging="360"/>
+      </w:pPr>
+      <w:rPr>
+        <w:u w:val="none"/>
+      </w:rPr>
+    </w:lvl>
+    <w:lvl w:ilvl="2">
+      <w:start w:val="1"/>
+      <w:numFmt w:val="bullet"/>
+      <w:lvlText w:val="■"/>
+      <w:lvlJc w:val="left"/>
+      <w:pPr>
+        <w:ind w:left="2160" w:hanging="360"/>
+      </w:pPr>
+      <w:rPr>
+        <w:u w:val="none"/>
+      </w:rPr>
+    </w:lvl>
+    <w:lvl w:ilvl="3">
+      <w:start w:val="1"/>
+      <w:numFmt w:val="bullet"/>
+      <w:lvlText w:val="●"/>
+      <w:lvlJc w:val="left"/>
+      <w:pPr>
+        <w:ind w:left="2880" w:hanging="360"/>
+      </w:pPr>
+      <w:rPr>
+        <w:u w:val="none"/>
+      </w:rPr>
+    </w:lvl>
+    <w:lvl w:ilvl="4">
+      <w:start w:val="1"/>
+      <w:numFmt w:val="bullet"/>
+      <w:lvlText w:val="○"/>
+      <w:lvlJc w:val="left"/>
+      <w:pPr>
+        <w:ind w:left="3600" w:hanging="360"/>
+      </w:pPr>
+      <w:rPr>
+        <w:u w:val="none"/>
+      </w:rPr>
+    </w:lvl>
+    <w:lvl w:ilvl="5">
+      <w:start w:val="1"/>
+      <w:numFmt w:val="bullet"/>
+      <w:lvlText w:val="■"/>
+      <w:lvlJc w:val="left"/>
+      <w:pPr>
+        <w:ind w:left="4320" w:hanging="360"/>
+      </w:pPr>
+      <w:rPr>
+        <w:u w:val="none"/>
+      </w:rPr>
+    </w:lvl>
+    <w:lvl w:ilvl="6">
+      <w:start w:val="1"/>
+      <w:numFmt w:val="bullet"/>
+      <w:lvlText w:val="●"/>
+      <w:lvlJc w:val="left"/>
+      <w:pPr>
+        <w:ind w:left="5040" w:hanging="360"/>
+      </w:pPr>
+      <w:rPr>
+        <w:u w:val="none"/>
+      </w:rPr>
+    </w:lvl>
+    <w:lvl w:ilvl="7">
+      <w:start w:val="1"/>
+      <w:numFmt w:val="bullet"/>
+      <w:lvlText w:val="○"/>
+      <w:lvlJc w:val="left"/>
+      <w:pPr>
+        <w:ind w:left="5760" w:hanging="360"/>
+      </w:pPr>
+      <w:rPr>
+        <w:u w:val="none"/>
+      </w:rPr>
+    </w:lvl>
+    <w:lvl w:ilvl="8">
+      <w:start w:val="1"/>
+      <w:numFmt w:val="bullet"/>
+      <w:lvlText w:val="■"/>
+      <w:lvlJc w:val="left"/>
+      <w:pPr>
+        <w:ind w:left="6480" w:hanging="360"/>
+      </w:pPr>
+      <w:rPr>
+        <w:u w:val="none"/>
+      </w:rPr>
+    </w:lvl>
+  </w:abstractNum>
   <w:num w:numId="1">
     <w:abstractNumId w:val="1"/>
   </w:num>
   <w:num w:numId="2">
     <w:abstractNumId w:val="2"/>
+  </w:num>
+  <w:num w:numId="3">
+    <w:abstractNumId w:val="3"/>
+  </w:num>
+  <w:num w:numId="4">
+    <w:abstractNumId w:val="4"/>
+  </w:num>
+  <w:num w:numId="5">
+    <w:abstractNumId w:val="5"/>
+  </w:num>
+  <w:num w:numId="6">
+    <w:abstractNumId w:val="6"/>
   </w:num>
 </w:numbering>
 </file>
@@ -799,7 +1660,7 @@
         <w:rFonts w:ascii="Arial" w:cs="Arial" w:eastAsia="Arial" w:hAnsi="Arial"/>
         <w:sz w:val="22"/>
         <w:szCs w:val="22"/>
-        <w:lang w:val="en"/>
+        <w:lang w:val="en_GB"/>
       </w:rPr>
     </w:rPrDefault>
     <w:pPrDefault>
